--- a/career/Zain-Dana-Harper-Resume-Grounds.docx
+++ b/career/Zain-Dana-Harper-Resume-Grounds.docx
@@ -5,24 +5,10 @@
     <w:p>
       <w:pPr>
         <w:pStyle w:val="Title"/>
-        <w:spacing w:before="0" w:after="30" w:line="240" w:lineRule="auto"/>
-      </w:pPr>
-      <w:r>
-        <w:t>Zain Dana Harper - Grounds, Arboriculture, and Parks Operations</w:t>
-      </w:r>
-    </w:p>
-    <w:p>
-      <w:pPr>
-        <w:pStyle w:val="Heading2"/>
-        <w:spacing w:before="0" w:after="30" w:line="240" w:lineRule="auto"/>
-      </w:pPr>
-      <w:r>
-        <w:t>Contact</w:t>
-      </w:r>
-    </w:p>
-    <w:p>
-      <w:pPr>
-        <w:spacing w:before="0" w:after="30" w:line="240" w:lineRule="auto"/>
+        <w:keepNext/>
+        <w:keepLines/>
+        <w:widowControl/>
+        <w:spacing w:before="0" w:after="100" w:line="460" w:lineRule="exact"/>
       </w:pPr>
       <w:r>
         <w:t>Zain Dana Harper</w:t>
@@ -30,229 +16,276 @@
     </w:p>
     <w:p>
       <w:pPr>
-        <w:spacing w:before="0" w:after="30" w:line="240" w:lineRule="auto"/>
+        <w:keepNext/>
+        <w:keepLines/>
+        <w:widowControl/>
+        <w:spacing w:before="0" w:after="40" w:line="240" w:lineRule="exact"/>
       </w:pPr>
       <w:r>
-        <w:t>Seattle, Washington | zaindharper@gmail.com</w:t>
+        <w:rPr>
+          <w:sz w:val="21"/>
+        </w:rPr>
+        <w:t>Seattle, Washington | zaindharper@gmail.com | harperz9.github.io</w:t>
       </w:r>
     </w:p>
     <w:p>
       <w:pPr>
-        <w:spacing w:before="0" w:after="30" w:line="240" w:lineRule="auto"/>
+        <w:keepNext/>
+        <w:keepLines/>
+        <w:widowControl/>
+        <w:spacing w:before="0" w:after="40" w:line="240" w:lineRule="exact"/>
       </w:pPr>
       <w:r>
-        <w:t>https://www.linkedin.com/in/zaindanaharper/</w:t>
+        <w:rPr>
+          <w:sz w:val="21"/>
+        </w:rPr>
+        <w:t>linkedin.com/in/zaindanaharper | github.com/HarperZ9</w:t>
       </w:r>
     </w:p>
     <w:p>
       <w:pPr>
-        <w:spacing w:before="0" w:after="30" w:line="240" w:lineRule="auto"/>
+        <w:pStyle w:val="Subtitle"/>
+        <w:keepNext/>
+        <w:keepLines/>
+        <w:widowControl/>
+        <w:spacing w:before="80" w:after="60" w:line="264" w:lineRule="exact"/>
       </w:pPr>
       <w:r>
-        <w:t>https://github.com/HarperZ9</w:t>
+        <w:t>Arboriculture | Field Operations | Estimating and Customer Service</w:t>
       </w:r>
     </w:p>
     <w:p>
       <w:pPr>
-        <w:spacing w:before="0" w:after="30" w:line="240" w:lineRule="auto"/>
+        <w:pStyle w:val="Heading1"/>
+        <w:keepNext/>
+        <w:keepLines/>
+        <w:widowControl/>
+        <w:spacing w:before="120" w:after="60" w:line="280" w:lineRule="exact"/>
       </w:pPr>
       <w:r>
-        <w:t>https://harperz9.github.io</w:t>
+        <w:t>Professional Summary</w:t>
+      </w:r>
+    </w:p>
+    <w:p>
+      <w:pPr>
+        <w:keepNext w:val="0"/>
+        <w:keepLines/>
+        <w:widowControl/>
+        <w:spacing w:before="0" w:after="60" w:line="252" w:lineRule="exact"/>
+      </w:pPr>
+      <w:r>
+        <w:t>Non-climbing arboriculture professional with eleven years of full-time experience turning customer requests and site conditions into realistic work scopes. Combines estimating, crew coordination, ground-based safety support, and client education with technical troubleshooting and clear operational documentation.</w:t>
+      </w:r>
+    </w:p>
+    <w:p>
+      <w:pPr>
+        <w:pStyle w:val="Heading1"/>
+        <w:keepNext/>
+        <w:keepLines/>
+        <w:widowControl/>
+        <w:spacing w:before="120" w:after="60" w:line="280" w:lineRule="exact"/>
+      </w:pPr>
+      <w:r>
+        <w:t>Core Skills</w:t>
+      </w:r>
+    </w:p>
+    <w:p>
+      <w:pPr>
+        <w:keepNext w:val="0"/>
+        <w:keepLines/>
+        <w:widowControl/>
+        <w:spacing w:before="0" w:after="60" w:line="252" w:lineRule="exact"/>
+      </w:pPr>
+      <w:r>
+        <w:t>Site and hazard assessment; estimates and proposals; work planning and scheduling; ground-based tree care; rigging and clearance awareness; client education; crew and vendor coordination; arboriculture and plant-health knowledge; documentation.</w:t>
+      </w:r>
+    </w:p>
+    <w:p>
+      <w:pPr>
+        <w:pStyle w:val="Heading1"/>
+        <w:keepNext/>
+        <w:keepLines/>
+        <w:widowControl/>
+        <w:spacing w:before="120" w:after="60" w:line="280" w:lineRule="exact"/>
+      </w:pPr>
+      <w:r>
+        <w:t>Professional Experience</w:t>
       </w:r>
     </w:p>
     <w:p>
       <w:pPr>
         <w:pStyle w:val="Heading2"/>
-        <w:spacing w:before="0" w:after="30" w:line="240" w:lineRule="auto"/>
+        <w:keepNext/>
+        <w:keepLines/>
+        <w:widowControl/>
+        <w:spacing w:before="100" w:after="40" w:line="256" w:lineRule="exact"/>
       </w:pPr>
       <w:r>
-        <w:t>Target</w:t>
+        <w:t>Arboriculture and Field Operations | Legendary Tree</w:t>
       </w:r>
     </w:p>
     <w:p>
       <w:pPr>
-        <w:spacing w:before="0" w:after="30" w:line="240" w:lineRule="auto"/>
+        <w:keepNext/>
+        <w:keepLines/>
+        <w:widowControl/>
+        <w:spacing w:before="0" w:after="60" w:line="240" w:lineRule="exact"/>
       </w:pPr>
       <w:r>
-        <w:t>Grounds, Arboriculture, and Parks Operations</w:t>
+        <w:rPr>
+          <w:sz w:val="21"/>
+        </w:rPr>
+        <w:t>Seattle area | April 25, 2015 to June 2, 2026</w:t>
+      </w:r>
+    </w:p>
+    <w:p>
+      <w:pPr>
+        <w:pStyle w:val="ListBullet"/>
+        <w:keepNext w:val="0"/>
+        <w:keepLines/>
+        <w:widowControl/>
+        <w:spacing w:before="0" w:after="60" w:line="252" w:lineRule="exact"/>
+        <w:ind w:left="245" w:hanging="173"/>
+      </w:pPr>
+      <w:r>
+        <w:t>Assessed access, hazards, clearances, and work requirements before preparing estimates and proposals, giving customers clear options and crews a realistic scope to execute.</w:t>
+      </w:r>
+    </w:p>
+    <w:p>
+      <w:pPr>
+        <w:pStyle w:val="ListBullet"/>
+        <w:keepNext w:val="0"/>
+        <w:keepLines/>
+        <w:widowControl/>
+        <w:spacing w:before="0" w:after="60" w:line="252" w:lineRule="exact"/>
+        <w:ind w:left="245" w:hanging="173"/>
+      </w:pPr>
+      <w:r>
+        <w:t>Coordinated schedules, vendors, and crew communication; translated changes in site conditions into updates to job timing and customer expectations.</w:t>
+      </w:r>
+    </w:p>
+    <w:p>
+      <w:pPr>
+        <w:pStyle w:val="ListBullet"/>
+        <w:keepNext w:val="0"/>
+        <w:keepLines/>
+        <w:widowControl/>
+        <w:spacing w:before="0" w:after="60" w:line="252" w:lineRule="exact"/>
+        <w:ind w:left="245" w:hanging="173"/>
+      </w:pPr>
+      <w:r>
+        <w:t>Monitored rigging, swing paths, and clearances from the ground; alerted climbers and crew members to changing hazards so they could adjust the work sequence.</w:t>
+      </w:r>
+    </w:p>
+    <w:p>
+      <w:pPr>
+        <w:pStyle w:val="ListBullet"/>
+        <w:keepNext w:val="0"/>
+        <w:keepLines/>
+        <w:widowControl/>
+        <w:spacing w:before="0" w:after="60" w:line="252" w:lineRule="exact"/>
+        <w:ind w:left="245" w:hanging="173"/>
+      </w:pPr>
+      <w:r>
+        <w:t>Explained tree-care needs and practical constraints to customers, connecting technical site assessments to informed purchasing decisions and agreed work scopes.</w:t>
       </w:r>
     </w:p>
     <w:p>
       <w:pPr>
         <w:pStyle w:val="Heading2"/>
-        <w:spacing w:before="0" w:after="30" w:line="240" w:lineRule="auto"/>
+        <w:keepNext/>
+        <w:keepLines/>
+        <w:widowControl/>
+        <w:spacing w:before="100" w:after="40" w:line="256" w:lineRule="exact"/>
       </w:pPr>
       <w:r>
-        <w:t>Summary</w:t>
+        <w:t>Technical Networking Support | Stream/Convergys | 2014 to 2015</w:t>
       </w:r>
     </w:p>
     <w:p>
       <w:pPr>
-        <w:spacing w:before="0" w:after="30" w:line="240" w:lineRule="auto"/>
+        <w:keepNext/>
+        <w:keepLines/>
+        <w:widowControl/>
+        <w:spacing w:before="0" w:after="60" w:line="240" w:lineRule="exact"/>
       </w:pPr>
       <w:r>
-        <w:t>Grounds and arboriculture operator with applicant-reported long-duration field experience and</w:t>
+        <w:rPr>
+          <w:sz w:val="21"/>
+        </w:rPr>
+        <w:t>Xbox/Microsoft product contract | Wilsonville, Oregon</w:t>
       </w:r>
     </w:p>
     <w:p>
       <w:pPr>
-        <w:spacing w:before="0" w:after="30" w:line="240" w:lineRule="auto"/>
+        <w:pStyle w:val="ListBullet"/>
+        <w:keepNext w:val="0"/>
+        <w:keepLines/>
+        <w:widowControl/>
+        <w:spacing w:before="0" w:after="60" w:line="252" w:lineRule="exact"/>
+        <w:ind w:left="245" w:hanging="173"/>
       </w:pPr>
       <w:r>
-        <w:t>public-service work, kept separate from the technical application cohort.</w:t>
+        <w:t>Diagnosed Xbox connectivity problems across TCP/IP, DNS, NAT, firewalls, and routers; guided customers through resolutions and documented steps for consistent support handoffs.</w:t>
       </w:r>
     </w:p>
     <w:p>
       <w:pPr>
         <w:pStyle w:val="Heading2"/>
-        <w:spacing w:before="0" w:after="30" w:line="240" w:lineRule="auto"/>
+        <w:keepNext/>
+        <w:keepLines/>
+        <w:widowControl/>
+        <w:spacing w:before="100" w:after="40" w:line="256" w:lineRule="exact"/>
       </w:pPr>
       <w:r>
-        <w:t>Field capabilities</w:t>
+        <w:t>Freelance Technical Writer | Independent projects | Began 2017</w:t>
       </w:r>
     </w:p>
     <w:p>
       <w:pPr>
-        <w:spacing w:before="0" w:after="30" w:line="240" w:lineRule="auto"/>
+        <w:pStyle w:val="ListBullet"/>
+        <w:keepNext w:val="0"/>
+        <w:keepLines/>
+        <w:widowControl/>
+        <w:spacing w:before="0" w:after="60" w:line="252" w:lineRule="exact"/>
+        <w:ind w:left="245" w:hanging="173"/>
       </w:pPr>
       <w:r>
-        <w:t>Eleven years of applicant-reported grounds and arboriculture work.</w:t>
-      </w:r>
-    </w:p>
-    <w:p>
-      <w:pPr>
-        <w:spacing w:before="0" w:after="30" w:line="240" w:lineRule="auto"/>
-      </w:pPr>
-      <w:r>
-        <w:t>Pruning, planting, transplanting, watering, disease identification, soil and root inspection,</w:t>
-      </w:r>
-    </w:p>
-    <w:p>
-      <w:pPr>
-        <w:spacing w:before="0" w:after="30" w:line="240" w:lineRule="auto"/>
-      </w:pPr>
-      <w:r>
-        <w:t>site assessment, structural safety review, and client relations.</w:t>
-      </w:r>
-    </w:p>
-    <w:p>
-      <w:pPr>
-        <w:spacing w:before="0" w:after="30" w:line="240" w:lineRule="auto"/>
-      </w:pPr>
-      <w:r>
-        <w:t>Comfortable with physical work, outdoor weather, shift variation, public contact, and</w:t>
-      </w:r>
-    </w:p>
-    <w:p>
-      <w:pPr>
-        <w:spacing w:before="0" w:after="30" w:line="240" w:lineRule="auto"/>
-      </w:pPr>
-      <w:r>
-        <w:t>herbicide-related duties when required.</w:t>
+        <w:t>Wrote implementation guides, API documentation, and release notes that translated technical changes into usable instructions for developers and customers.</w:t>
       </w:r>
     </w:p>
     <w:p>
       <w:pPr>
         <w:pStyle w:val="Heading2"/>
-        <w:spacing w:before="0" w:after="30" w:line="240" w:lineRule="auto"/>
+        <w:keepNext/>
+        <w:keepLines/>
+        <w:widowControl/>
+        <w:spacing w:before="100" w:after="40" w:line="256" w:lineRule="exact"/>
       </w:pPr>
       <w:r>
-        <w:t>Experience</w:t>
+        <w:t>Independent Systems Engineer | Independent practice | 2023 to Present</w:t>
       </w:r>
     </w:p>
     <w:p>
       <w:pPr>
-        <w:spacing w:before="0" w:after="30" w:line="240" w:lineRule="auto"/>
+        <w:pStyle w:val="ListBullet"/>
+        <w:keepNext w:val="0"/>
+        <w:keepLines/>
+        <w:widowControl/>
+        <w:spacing w:before="0" w:after="60" w:line="252" w:lineRule="exact"/>
+        <w:ind w:left="245" w:hanging="173"/>
       </w:pPr>
       <w:r>
-        <w:t>Technical Networking Support, Xbox/Microsoft contract | subcontracted through Stream/Convergys | Wilsonville, Oregon | 2014 to 2015</w:t>
+        <w:t>Built and released software tools for repeatable workflows, applying systematic troubleshooting, testing, and structured records to complex tasks.</w:t>
       </w:r>
     </w:p>
     <w:p>
       <w:pPr>
-        <w:spacing w:before="0" w:after="30" w:line="240" w:lineRule="auto"/>
-      </w:pPr>
-      <w:r>
-        <w:t>Full-time operations and commercial arboriculture | Legendary Tree (organization label) | April 25, 2015 to June 2, 2026</w:t>
-      </w:r>
-    </w:p>
-    <w:p>
-      <w:pPr>
-        <w:spacing w:before="0" w:after="30" w:line="240" w:lineRule="auto"/>
-      </w:pPr>
-      <w:r>
-        <w:t>Legendary Tree is the applicant-provided organization label; no conventional job title or legal employer of record is asserted.</w:t>
-      </w:r>
-    </w:p>
-    <w:p>
-      <w:pPr>
-        <w:spacing w:before="0" w:after="30" w:line="240" w:lineRule="auto"/>
-      </w:pPr>
-      <w:r>
-        <w:t>Freelance Technical Writer, Documentation, and Product Operations | independent practice | started 2017</w:t>
-      </w:r>
-    </w:p>
-    <w:p>
-      <w:pPr>
-        <w:spacing w:before="0" w:after="30" w:line="240" w:lineRule="auto"/>
-      </w:pPr>
-      <w:r>
-        <w:t>Independent Systems Engineer | independent practice | started 2023</w:t>
-      </w:r>
-    </w:p>
-    <w:p>
-      <w:pPr>
-        <w:spacing w:before="0" w:after="30" w:line="240" w:lineRule="auto"/>
-      </w:pPr>
-      <w:r>
-        <w:t>The 2017 and 2023 start years do not state current status or an end date; both remain unspecified.</w:t>
-      </w:r>
-    </w:p>
-    <w:p>
-      <w:pPr>
-        <w:pStyle w:val="Heading2"/>
-        <w:spacing w:before="0" w:after="30" w:line="240" w:lineRule="auto"/>
-      </w:pPr>
-      <w:r>
-        <w:t>Public service</w:t>
-      </w:r>
-    </w:p>
-    <w:p>
-      <w:pPr>
-        <w:spacing w:before="0" w:after="30" w:line="240" w:lineRule="auto"/>
-      </w:pPr>
-      <w:r>
-        <w:t>Applicant-reported volunteer tree work through Plant Amnesty and Seattle community service</w:t>
-      </w:r>
-    </w:p>
-    <w:p>
-      <w:pPr>
-        <w:spacing w:before="0" w:after="30" w:line="240" w:lineRule="auto"/>
-      </w:pPr>
-      <w:r>
-        <w:t>donation days.</w:t>
-      </w:r>
-    </w:p>
-    <w:p>
-      <w:pPr>
-        <w:spacing w:before="0" w:after="30" w:line="240" w:lineRule="auto"/>
-      </w:pPr>
-      <w:r>
-        <w:t>Work included institutions and public/community sites such as Ryther Center, Danny Woo Community</w:t>
-      </w:r>
-    </w:p>
-    <w:p>
-      <w:pPr>
-        <w:spacing w:before="0" w:after="30" w:line="240" w:lineRule="auto"/>
-      </w:pPr>
-      <w:r>
-        <w:t>Garden, Good Shepherd Center, and the Cass Turnbull Memorial Garden area.</w:t>
-      </w:r>
-    </w:p>
-    <w:p>
-      <w:pPr>
-        <w:pStyle w:val="Heading2"/>
-        <w:spacing w:before="0" w:after="30" w:line="240" w:lineRule="auto"/>
+        <w:pStyle w:val="Heading1"/>
+        <w:keepNext/>
+        <w:keepLines/>
+        <w:widowControl/>
+        <w:spacing w:before="120" w:after="60" w:line="280" w:lineRule="exact"/>
       </w:pPr>
       <w:r>
         <w:t>Education</w:t>
@@ -260,15 +293,18 @@
     </w:p>
     <w:p>
       <w:pPr>
-        <w:spacing w:before="0" w:after="30" w:line="240" w:lineRule="auto"/>
+        <w:keepNext w:val="0"/>
+        <w:keepLines/>
+        <w:widowControl/>
+        <w:spacing w:before="0" w:after="60" w:line="252" w:lineRule="exact"/>
       </w:pPr>
       <w:r>
-        <w:t>High School Diploma, Wilsonville High School, 2013</w:t>
+        <w:t>High School Diploma | Wilsonville High School, Oregon | 2013</w:t>
       </w:r>
     </w:p>
     <w:sectPr>
       <w:pgSz w:w="12240" w:h="15840"/>
-      <w:pgMar w:top="605" w:right="720" w:bottom="605" w:left="720" w:header="720" w:footer="720" w:gutter="0"/>
+      <w:pgMar w:top="792" w:right="864" w:bottom="792" w:left="864" w:header="720" w:footer="720" w:gutter="0"/>
       <w:cols w:space="720"/>
       <w:docGrid w:linePitch="360"/>
     </w:sectPr>
@@ -641,7 +677,11 @@
     <w:rsid w:val="00FC693F"/>
     <w:rPr>
       <w:rFonts w:ascii="Arial" w:hAnsi="Arial"/>
-      <w:sz w:val="16"/>
+      <w:b w:val="0"/>
+      <w:i w:val="0"/>
+      <w:color w:val="000000"/>
+      <w:sz w:val="21"/>
+      <w:lang w:val="en-US"/>
     </w:rPr>
   </w:style>
   <w:style w:type="paragraph" w:styleId="Header">
@@ -658,6 +698,9 @@
       </w:tabs>
       <w:spacing w:after="0" w:line="240" w:lineRule="auto"/>
     </w:pPr>
+    <w:rPr>
+      <w:lang w:val="en-US"/>
+    </w:rPr>
   </w:style>
   <w:style w:type="character" w:customStyle="1" w:styleId="HeaderChar">
     <w:name w:val="Header Char"/>
@@ -680,6 +723,9 @@
       </w:tabs>
       <w:spacing w:after="0" w:line="240" w:lineRule="auto"/>
     </w:pPr>
+    <w:rPr>
+      <w:lang w:val="en-US"/>
+    </w:rPr>
   </w:style>
   <w:style w:type="character" w:customStyle="1" w:styleId="FooterChar">
     <w:name w:val="Footer Char"/>
@@ -703,12 +749,14 @@
       <w:outlineLvl w:val="0"/>
     </w:pPr>
     <w:rPr>
-      <w:rFonts w:asciiTheme="majorHAnsi" w:eastAsiaTheme="majorEastAsia" w:hAnsiTheme="majorHAnsi" w:cstheme="majorBidi"/>
+      <w:rFonts w:asciiTheme="majorHAnsi" w:eastAsiaTheme="majorEastAsia" w:hAnsiTheme="majorHAnsi" w:cstheme="majorBidi" w:ascii="Arial" w:hAnsi="Arial"/>
       <w:b/>
       <w:bCs/>
-      <w:color w:val="365F91" w:themeColor="accent1" w:themeShade="BF"/>
-      <w:sz w:val="28"/>
+      <w:i w:val="0"/>
+      <w:color w:val="000000"/>
+      <w:sz w:val="23"/>
       <w:szCs w:val="28"/>
+      <w:lang w:val="en-US"/>
     </w:rPr>
   </w:style>
   <w:style w:type="paragraph" w:styleId="Heading2">
@@ -730,9 +778,11 @@
       <w:rFonts w:asciiTheme="majorHAnsi" w:eastAsiaTheme="majorEastAsia" w:hAnsiTheme="majorHAnsi" w:cstheme="majorBidi" w:ascii="Arial" w:hAnsi="Arial"/>
       <w:b/>
       <w:bCs/>
-      <w:color w:val="4F81BD" w:themeColor="accent1"/>
-      <w:sz w:val="18"/>
+      <w:i w:val="0"/>
+      <w:color w:val="000000"/>
+      <w:sz w:val="22"/>
       <w:szCs w:val="26"/>
+      <w:lang w:val="en-US"/>
     </w:rPr>
   </w:style>
   <w:style w:type="paragraph" w:styleId="Heading3">
@@ -755,6 +805,7 @@
       <w:b/>
       <w:bCs/>
       <w:color w:val="4F81BD" w:themeColor="accent1"/>
+      <w:lang w:val="en-US"/>
     </w:rPr>
   </w:style>
   <w:style w:type="paragraph" w:styleId="Heading4">
@@ -780,6 +831,7 @@
       <w:i/>
       <w:iCs/>
       <w:color w:val="4F81BD" w:themeColor="accent1"/>
+      <w:lang w:val="en-US"/>
     </w:rPr>
   </w:style>
   <w:style w:type="paragraph" w:styleId="Heading5">
@@ -801,6 +853,7 @@
     <w:rPr>
       <w:rFonts w:asciiTheme="majorHAnsi" w:eastAsiaTheme="majorEastAsia" w:hAnsiTheme="majorHAnsi" w:cstheme="majorBidi"/>
       <w:color w:val="243F60" w:themeColor="accent1" w:themeShade="7F"/>
+      <w:lang w:val="en-US"/>
     </w:rPr>
   </w:style>
   <w:style w:type="paragraph" w:styleId="Heading6">
@@ -824,6 +877,7 @@
       <w:i/>
       <w:iCs/>
       <w:color w:val="243F60" w:themeColor="accent1" w:themeShade="7F"/>
+      <w:lang w:val="en-US"/>
     </w:rPr>
   </w:style>
   <w:style w:type="paragraph" w:styleId="Heading7">
@@ -847,6 +901,7 @@
       <w:i/>
       <w:iCs/>
       <w:color w:val="404040" w:themeColor="text1" w:themeTint="BF"/>
+      <w:lang w:val="en-US"/>
     </w:rPr>
   </w:style>
   <w:style w:type="paragraph" w:styleId="Heading8">
@@ -870,6 +925,7 @@
       <w:color w:val="4F81BD" w:themeColor="accent1"/>
       <w:sz w:val="20"/>
       <w:szCs w:val="20"/>
+      <w:lang w:val="en-US"/>
     </w:rPr>
   </w:style>
   <w:style w:type="paragraph" w:styleId="Heading9">
@@ -895,6 +951,7 @@
       <w:color w:val="404040" w:themeColor="text1" w:themeTint="BF"/>
       <w:sz w:val="20"/>
       <w:szCs w:val="20"/>
+      <w:lang w:val="en-US"/>
     </w:rPr>
   </w:style>
   <w:style w:type="character" w:default="1" w:styleId="DefaultParagraphFont">
@@ -932,6 +989,9 @@
     <w:pPr>
       <w:spacing w:after="0" w:line="240" w:lineRule="auto"/>
     </w:pPr>
+    <w:rPr>
+      <w:lang w:val="en-US"/>
+    </w:rPr>
   </w:style>
   <w:style w:type="character" w:customStyle="1" w:styleId="Heading1Char">
     <w:name w:val="Heading 1 Char"/>
@@ -993,11 +1053,14 @@
     </w:pPr>
     <w:rPr>
       <w:rFonts w:asciiTheme="majorHAnsi" w:eastAsiaTheme="majorEastAsia" w:hAnsiTheme="majorHAnsi" w:cstheme="majorBidi" w:ascii="Arial" w:hAnsi="Arial"/>
-      <w:color w:val="17365D" w:themeColor="text2" w:themeShade="BF"/>
+      <w:b/>
+      <w:i w:val="0"/>
+      <w:color w:val="000000"/>
       <w:spacing w:val="5"/>
       <w:kern w:val="28"/>
-      <w:sz w:val="28"/>
+      <w:sz w:val="40"/>
       <w:szCs w:val="52"/>
+      <w:lang w:val="en-US"/>
     </w:rPr>
   </w:style>
   <w:style w:type="character" w:customStyle="1" w:styleId="TitleChar">
@@ -1029,13 +1092,15 @@
       </w:numPr>
     </w:pPr>
     <w:rPr>
-      <w:rFonts w:asciiTheme="majorHAnsi" w:eastAsiaTheme="majorEastAsia" w:hAnsiTheme="majorHAnsi" w:cstheme="majorBidi"/>
-      <w:i/>
+      <w:rFonts w:asciiTheme="majorHAnsi" w:eastAsiaTheme="majorEastAsia" w:hAnsiTheme="majorHAnsi" w:cstheme="majorBidi" w:ascii="Arial" w:hAnsi="Arial"/>
+      <w:b/>
+      <w:i w:val="0"/>
       <w:iCs/>
-      <w:color w:val="4F81BD" w:themeColor="accent1"/>
+      <w:color w:val="000000"/>
       <w:spacing w:val="15"/>
-      <w:sz w:val="24"/>
+      <w:sz w:val="22"/>
       <w:szCs w:val="24"/>
+      <w:lang w:val="en-US"/>
     </w:rPr>
   </w:style>
   <w:style w:type="character" w:customStyle="1" w:styleId="SubtitleChar">
@@ -1064,6 +1129,9 @@
       <w:ind w:left="720"/>
       <w:contextualSpacing/>
     </w:pPr>
+    <w:rPr>
+      <w:lang w:val="en-US"/>
+    </w:rPr>
   </w:style>
   <w:style w:type="paragraph" w:styleId="BodyText">
     <w:name w:val="Body Text"/>
@@ -1075,6 +1143,9 @@
     <w:pPr>
       <w:spacing w:after="120"/>
     </w:pPr>
+    <w:rPr>
+      <w:lang w:val="en-US"/>
+    </w:rPr>
   </w:style>
   <w:style w:type="character" w:customStyle="1" w:styleId="BodyTextChar">
     <w:name w:val="Body Text Char"/>
@@ -1093,6 +1164,9 @@
     <w:pPr>
       <w:spacing w:after="120" w:line="480" w:lineRule="auto"/>
     </w:pPr>
+    <w:rPr>
+      <w:lang w:val="en-US"/>
+    </w:rPr>
   </w:style>
   <w:style w:type="character" w:customStyle="1" w:styleId="BodyText2Char">
     <w:name w:val="Body Text 2 Char"/>
@@ -1114,6 +1188,7 @@
     <w:rPr>
       <w:sz w:val="16"/>
       <w:szCs w:val="16"/>
+      <w:lang w:val="en-US"/>
     </w:rPr>
   </w:style>
   <w:style w:type="character" w:customStyle="1" w:styleId="BodyText3Char">
@@ -1137,6 +1212,9 @@
       <w:ind w:left="360" w:hanging="360"/>
       <w:contextualSpacing/>
     </w:pPr>
+    <w:rPr>
+      <w:lang w:val="en-US"/>
+    </w:rPr>
   </w:style>
   <w:style w:type="paragraph" w:styleId="List2">
     <w:name w:val="List 2"/>
@@ -1148,6 +1226,9 @@
       <w:ind w:left="720" w:hanging="360"/>
       <w:contextualSpacing/>
     </w:pPr>
+    <w:rPr>
+      <w:lang w:val="en-US"/>
+    </w:rPr>
   </w:style>
   <w:style w:type="paragraph" w:styleId="List3">
     <w:name w:val="List 3"/>
@@ -1159,6 +1240,9 @@
       <w:ind w:left="1080" w:hanging="360"/>
       <w:contextualSpacing/>
     </w:pPr>
+    <w:rPr>
+      <w:lang w:val="en-US"/>
+    </w:rPr>
   </w:style>
   <w:style w:type="paragraph" w:styleId="ListBullet">
     <w:name w:val="List Bullet"/>
@@ -1172,6 +1256,14 @@
       </w:numPr>
       <w:contextualSpacing/>
     </w:pPr>
+    <w:rPr>
+      <w:rFonts w:ascii="Arial" w:hAnsi="Arial"/>
+      <w:b w:val="0"/>
+      <w:i w:val="0"/>
+      <w:color w:val="000000"/>
+      <w:sz w:val="21"/>
+      <w:lang w:val="en-US"/>
+    </w:rPr>
   </w:style>
   <w:style w:type="paragraph" w:styleId="ListBullet2">
     <w:name w:val="List Bullet 2"/>
@@ -1185,6 +1277,9 @@
       </w:numPr>
       <w:contextualSpacing/>
     </w:pPr>
+    <w:rPr>
+      <w:lang w:val="en-US"/>
+    </w:rPr>
   </w:style>
   <w:style w:type="paragraph" w:styleId="ListBullet3">
     <w:name w:val="List Bullet 3"/>
@@ -1198,6 +1293,9 @@
       </w:numPr>
       <w:contextualSpacing/>
     </w:pPr>
+    <w:rPr>
+      <w:lang w:val="en-US"/>
+    </w:rPr>
   </w:style>
   <w:style w:type="paragraph" w:styleId="ListNumber">
     <w:name w:val="List Number"/>
@@ -1211,6 +1309,9 @@
       </w:numPr>
       <w:contextualSpacing/>
     </w:pPr>
+    <w:rPr>
+      <w:lang w:val="en-US"/>
+    </w:rPr>
   </w:style>
   <w:style w:type="paragraph" w:styleId="ListNumber2">
     <w:name w:val="List Number 2"/>
@@ -1224,6 +1325,9 @@
       </w:numPr>
       <w:contextualSpacing/>
     </w:pPr>
+    <w:rPr>
+      <w:lang w:val="en-US"/>
+    </w:rPr>
   </w:style>
   <w:style w:type="paragraph" w:styleId="ListNumber3">
     <w:name w:val="List Number 3"/>
@@ -1237,6 +1341,9 @@
       </w:numPr>
       <w:contextualSpacing/>
     </w:pPr>
+    <w:rPr>
+      <w:lang w:val="en-US"/>
+    </w:rPr>
   </w:style>
   <w:style w:type="paragraph" w:styleId="ListContinue">
     <w:name w:val="List Continue"/>
@@ -1249,6 +1356,9 @@
       <w:ind w:left="360"/>
       <w:contextualSpacing/>
     </w:pPr>
+    <w:rPr>
+      <w:lang w:val="en-US"/>
+    </w:rPr>
   </w:style>
   <w:style w:type="paragraph" w:styleId="ListContinue2">
     <w:name w:val="List Continue 2"/>
@@ -1261,6 +1371,9 @@
       <w:ind w:left="720"/>
       <w:contextualSpacing/>
     </w:pPr>
+    <w:rPr>
+      <w:lang w:val="en-US"/>
+    </w:rPr>
   </w:style>
   <w:style w:type="paragraph" w:styleId="ListContinue3">
     <w:name w:val="List Continue 3"/>
@@ -1273,6 +1386,9 @@
       <w:ind w:left="1080"/>
       <w:contextualSpacing/>
     </w:pPr>
+    <w:rPr>
+      <w:lang w:val="en-US"/>
+    </w:rPr>
   </w:style>
   <w:style w:type="paragraph" w:styleId="MacroText">
     <w:name w:val="macro"/>
@@ -1295,6 +1411,7 @@
       <w:rFonts w:ascii="Courier" w:hAnsi="Courier"/>
       <w:sz w:val="20"/>
       <w:szCs w:val="20"/>
+      <w:lang w:val="en-US"/>
     </w:rPr>
   </w:style>
   <w:style w:type="character" w:customStyle="1" w:styleId="MacroTextChar">
@@ -1321,6 +1438,7 @@
       <w:i/>
       <w:iCs/>
       <w:color w:val="000000" w:themeColor="text1"/>
+      <w:lang w:val="en-US"/>
     </w:rPr>
   </w:style>
   <w:style w:type="character" w:customStyle="1" w:styleId="QuoteChar">
@@ -1439,6 +1557,7 @@
       <w:color w:val="4F81BD" w:themeColor="accent1"/>
       <w:sz w:val="18"/>
       <w:szCs w:val="18"/>
+      <w:lang w:val="en-US"/>
     </w:rPr>
   </w:style>
   <w:style w:type="character" w:styleId="Strong">
@@ -1484,6 +1603,7 @@
       <w:i/>
       <w:iCs/>
       <w:color w:val="4F81BD" w:themeColor="accent1"/>
+      <w:lang w:val="en-US"/>
     </w:rPr>
   </w:style>
   <w:style w:type="character" w:customStyle="1" w:styleId="IntenseQuoteChar">
@@ -1578,6 +1698,9 @@
     <w:pPr>
       <w:outlineLvl w:val="9"/>
     </w:pPr>
+    <w:rPr>
+      <w:lang w:val="en-US"/>
+    </w:rPr>
   </w:style>
   <w:style w:type="table" w:styleId="TableGrid">
     <w:name w:val="Table Grid"/>

--- a/career/Zain-Dana-Harper-Resume-Grounds.docx
+++ b/career/Zain-Dana-Harper-Resume-Grounds.docx
@@ -25,7 +25,7 @@
         <w:rPr>
           <w:sz w:val="21"/>
         </w:rPr>
-        <w:t>Seattle, Washington | zaindharper@gmail.com | harperz9.github.io</w:t>
+        <w:t>Kent, Washington | zaindharper@gmail.com | harperz9.github.io</w:t>
       </w:r>
     </w:p>
     <w:p>
@@ -264,6 +264,20 @@
       </w:pPr>
       <w:r>
         <w:t>Independent Systems Engineer | Independent practice | 2023 to Present</w:t>
+      </w:r>
+    </w:p>
+    <w:p>
+      <w:pPr>
+        <w:keepNext/>
+        <w:keepLines/>
+        <w:widowControl/>
+        <w:spacing w:before="0" w:after="60" w:line="240" w:lineRule="exact"/>
+      </w:pPr>
+      <w:r>
+        <w:rPr>
+          <w:sz w:val="21"/>
+        </w:rPr>
+        <w:t>Sole proprietor since September 2026</w:t>
       </w:r>
     </w:p>
     <w:p>

--- a/career/Zain-Dana-Harper-Resume-Grounds.docx
+++ b/career/Zain-Dana-Harper-Resume-Grounds.docx
@@ -226,7 +226,7 @@
         <w:ind w:left="245" w:hanging="173"/>
       </w:pPr>
       <w:r>
-        <w:t>Diagnosed Xbox connectivity problems across TCP/IP, DNS, NAT, firewalls, and routers; guided customers through resolutions and documented steps for consistent support handoffs.</w:t>
+        <w:t>Resolved Xbox connectivity problems across TCP/IP, DNS, NAT, firewalls, and routers; documented troubleshooting steps for consistent support handoffs.</w:t>
       </w:r>
     </w:p>
     <w:p>
@@ -251,7 +251,7 @@
         <w:ind w:left="245" w:hanging="173"/>
       </w:pPr>
       <w:r>
-        <w:t>Wrote implementation guides, API documentation, and release notes that translated technical changes into usable instructions for developers and customers.</w:t>
+        <w:t>Wrote implementation guides, API documentation, and release notes for developers and customers.</w:t>
       </w:r>
     </w:p>
     <w:p>

--- a/career/Zain-Dana-Harper-Resume-Grounds.docx
+++ b/career/Zain-Dana-Harper-Resume-Grounds.docx
@@ -25,7 +25,7 @@
         <w:rPr>
           <w:sz w:val="21"/>
         </w:rPr>
-        <w:t>Seattle, Washington | zaindharper@gmail.com | harperz9.github.io</w:t>
+        <w:t>Kent, Washington | zaindharper@gmail.com | harperz9.github.io</w:t>
       </w:r>
     </w:p>
     <w:p>
@@ -226,7 +226,7 @@
         <w:ind w:left="245" w:hanging="173"/>
       </w:pPr>
       <w:r>
-        <w:t>Diagnosed Xbox connectivity problems across TCP/IP, DNS, NAT, firewalls, and routers; guided customers through resolutions and documented steps for consistent support handoffs.</w:t>
+        <w:t>Resolved Xbox connectivity problems across TCP/IP, DNS, NAT, firewalls, and routers; documented troubleshooting steps for consistent support handoffs.</w:t>
       </w:r>
     </w:p>
     <w:p>
@@ -251,7 +251,7 @@
         <w:ind w:left="245" w:hanging="173"/>
       </w:pPr>
       <w:r>
-        <w:t>Wrote implementation guides, API documentation, and release notes that translated technical changes into usable instructions for developers and customers.</w:t>
+        <w:t>Wrote implementation guides, API documentation, and release notes for developers and customers.</w:t>
       </w:r>
     </w:p>
     <w:p>
@@ -264,6 +264,20 @@
       </w:pPr>
       <w:r>
         <w:t>Independent Systems Engineer | Independent practice | 2023 to Present</w:t>
+      </w:r>
+    </w:p>
+    <w:p>
+      <w:pPr>
+        <w:keepNext/>
+        <w:keepLines/>
+        <w:widowControl/>
+        <w:spacing w:before="0" w:after="60" w:line="240" w:lineRule="exact"/>
+      </w:pPr>
+      <w:r>
+        <w:rPr>
+          <w:sz w:val="21"/>
+        </w:rPr>
+        <w:t>Sole proprietor since September 2026</w:t>
       </w:r>
     </w:p>
     <w:p>

--- a/career/Zain-Dana-Harper-Resume-Grounds.docx
+++ b/career/Zain-Dana-Harper-Resume-Grounds.docx
@@ -63,7 +63,7 @@
         <w:spacing w:before="120" w:after="60" w:line="280" w:lineRule="exact"/>
       </w:pPr>
       <w:r>
-        <w:t>Professional Summary</w:t>
+        <w:t>Summary</w:t>
       </w:r>
     </w:p>
     <w:p>
@@ -109,7 +109,7 @@
         <w:spacing w:before="120" w:after="60" w:line="280" w:lineRule="exact"/>
       </w:pPr>
       <w:r>
-        <w:t>Professional Experience</w:t>
+        <w:t>Employment</w:t>
       </w:r>
     </w:p>
     <w:p>
@@ -231,6 +231,45 @@
     </w:p>
     <w:p>
       <w:pPr>
+        <w:pStyle w:val="Heading1"/>
+        <w:keepNext/>
+        <w:keepLines/>
+        <w:widowControl/>
+        <w:spacing w:before="120" w:after="60" w:line="280" w:lineRule="exact"/>
+      </w:pPr>
+      <w:r>
+        <w:t>Self-Directed Projects</w:t>
+      </w:r>
+    </w:p>
+    <w:p>
+      <w:pPr>
+        <w:keepNext/>
+        <w:keepLines/>
+        <w:widowControl/>
+        <w:spacing w:before="0" w:after="60" w:line="240" w:lineRule="exact"/>
+      </w:pPr>
+      <w:r>
+        <w:rPr>
+          <w:sz w:val="21"/>
+        </w:rPr>
+        <w:t>About 13 years self-directed | Career transition began June 2026</w:t>
+      </w:r>
+    </w:p>
+    <w:p>
+      <w:pPr>
+        <w:pStyle w:val="ListBullet"/>
+        <w:keepNext w:val="0"/>
+        <w:keepLines/>
+        <w:widowControl/>
+        <w:spacing w:before="0" w:after="60" w:line="252" w:lineRule="exact"/>
+        <w:ind w:left="245" w:hanging="173"/>
+      </w:pPr>
+      <w:r>
+        <w:t>Built and released software tools for repeatable workflows, applying systematic troubleshooting, testing, and structured records to complex tasks.</w:t>
+      </w:r>
+    </w:p>
+    <w:p>
+      <w:pPr>
         <w:pStyle w:val="Heading2"/>
         <w:keepNext/>
         <w:keepLines/>
@@ -252,45 +291,6 @@
       </w:pPr>
       <w:r>
         <w:t>Wrote implementation guides, API documentation, and release notes for developers and customers.</w:t>
-      </w:r>
-    </w:p>
-    <w:p>
-      <w:pPr>
-        <w:pStyle w:val="Heading2"/>
-        <w:keepNext/>
-        <w:keepLines/>
-        <w:widowControl/>
-        <w:spacing w:before="100" w:after="40" w:line="256" w:lineRule="exact"/>
-      </w:pPr>
-      <w:r>
-        <w:t>Independent Systems Engineer | Independent practice | 2023 to Present</w:t>
-      </w:r>
-    </w:p>
-    <w:p>
-      <w:pPr>
-        <w:keepNext/>
-        <w:keepLines/>
-        <w:widowControl/>
-        <w:spacing w:before="0" w:after="60" w:line="240" w:lineRule="exact"/>
-      </w:pPr>
-      <w:r>
-        <w:rPr>
-          <w:sz w:val="21"/>
-        </w:rPr>
-        <w:t>Sole proprietor since September 2026</w:t>
-      </w:r>
-    </w:p>
-    <w:p>
-      <w:pPr>
-        <w:pStyle w:val="ListBullet"/>
-        <w:keepNext w:val="0"/>
-        <w:keepLines/>
-        <w:widowControl/>
-        <w:spacing w:before="0" w:after="60" w:line="252" w:lineRule="exact"/>
-        <w:ind w:left="245" w:hanging="173"/>
-      </w:pPr>
-      <w:r>
-        <w:t>Built and released software tools for repeatable workflows, applying systematic troubleshooting, testing, and structured records to complex tasks.</w:t>
       </w:r>
     </w:p>
     <w:p>
